--- a/lab1/diagrams/gost_block_schemes.docx
+++ b/lab1/diagrams/gost_block_schemes.docx
@@ -133,7 +133,7 @@
       <w:r>
         <w:drawing>
           <wp:inline distT="0" distB="0" distL="0" distR="0">
-            <wp:extent cx="4555863" cy="5142155"/>
+            <wp:extent cx="4475181" cy="5142155"/>
             <wp:docPr id="3" name="read_identifier_Lexer.png"/>
             <wp:cNvGraphicFramePr>
               <a:graphicFrameLocks noChangeAspect="1"/>
@@ -154,7 +154,7 @@
                   <pic:spPr>
                     <a:xfrm>
                       <a:off x="0" y="0"/>
-                      <a:ext cx="4555863" cy="5142155"/>
+                      <a:ext cx="4475181" cy="5142155"/>
                     </a:xfrm>
                     <a:prstGeom prst="rect">
                       <a:avLst/>
@@ -298,7 +298,7 @@
       <w:r>
         <w:drawing>
           <wp:inline distT="0" distB="0" distL="0" distR="0">
-            <wp:extent cx="4507454" cy="4410635"/>
+            <wp:extent cx="4459044" cy="4410635"/>
             <wp:docPr id="6" name="parse_implication_Parser.png"/>
             <wp:cNvGraphicFramePr>
               <a:graphicFrameLocks noChangeAspect="1"/>
@@ -319,7 +319,7 @@
                   <pic:spPr>
                     <a:xfrm>
                       <a:off x="0" y="0"/>
-                      <a:ext cx="4507454" cy="4410635"/>
+                      <a:ext cx="4459044" cy="4410635"/>
                     </a:xfrm>
                     <a:prstGeom prst="rect">
                       <a:avLst/>
